--- a/content/legal/Политика_конфиденциальности_17_06_26.docx
+++ b/content/legal/Политика_конфиденциальности_17_06_26.docx
@@ -24,20 +24,14 @@
         <w:t>Настоящая Политика конфиденциальности (далее — «Политика») регулирует порядок обработки и защиты персональных данных пользователей (далее — «Пользователь», «Вы») мобильного приложения «Оттер» (далее — «Приложение»).</w:t>
       </w:r>
     </w:p>
+    <w:p/>
     <w:p>
       <w:pPr>
         <w:rPr>
-          <w:lang w:val="en-US"/>
+          <w:b/>
+          <w:bCs/>
         </w:rPr>
       </w:pPr>
-    </w:p>
-    <w:p>
-      <w:pPr>
-        <w:rPr>
-          <w:b/>
-          <w:bCs/>
-        </w:rPr>
-      </w:pPr>
       <w:r>
         <w:rPr>
           <w:b/>
@@ -91,35 +85,17 @@
     </w:p>
     <w:p>
       <w:r>
-        <w:t xml:space="preserve">- Юридический адрес: </w:t>
-      </w:r>
-      <w:r>
-        <w:t>Ставропольский край, город Георгиевск, проезд Коллективный, дом 15</w:t>
-      </w:r>
-    </w:p>
-    <w:p>
-      <w:r>
-        <w:t xml:space="preserve">- Почтовый адрес: </w:t>
-      </w:r>
-      <w:r>
-        <w:t xml:space="preserve">357800, </w:t>
-      </w:r>
-      <w:r>
-        <w:t>Ставропольский край, г</w:t>
-      </w:r>
-      <w:r>
-        <w:t xml:space="preserve">ород </w:t>
-      </w:r>
-      <w:r>
-        <w:t>Георгиевск, проезд Коллективный, дом 15</w:t>
-      </w:r>
-    </w:p>
-    <w:p>
-      <w:r>
-        <w:t xml:space="preserve">- Контактный телефон: </w:t>
-      </w:r>
-      <w:r>
-        <w:t>8-928-328-52-02</w:t>
+        <w:t>- Юридический адрес: Ставропольский край, город Георгиевск, проезд Коллективный, дом 15</w:t>
+      </w:r>
+    </w:p>
+    <w:p>
+      <w:r>
+        <w:t>- Почтовый адрес: 357800, Ставропольский край, город Георгиевск, проезд Коллективный, дом 15</w:t>
+      </w:r>
+    </w:p>
+    <w:p>
+      <w:r>
+        <w:t>- Контактный телефон: 8-928-328-52-02</w:t>
       </w:r>
     </w:p>
     <w:p>
@@ -644,6 +620,229 @@
       <w:r>
         <w:t xml:space="preserve"> </w:t>
       </w:r>
+      <w:hyperlink r:id="rId5" w:history="1">
+        <w:r>
+          <w:rPr>
+            <w:rStyle w:val="Hyperlink"/>
+            <w:lang w:val="en-US"/>
+          </w:rPr>
+          <w:t>nab</w:t>
+        </w:r>
+        <w:r>
+          <w:rPr>
+            <w:rStyle w:val="Hyperlink"/>
+          </w:rPr>
+          <w:t>1985</w:t>
+        </w:r>
+        <w:r>
+          <w:rPr>
+            <w:rStyle w:val="Hyperlink"/>
+            <w:lang w:val="en-US"/>
+          </w:rPr>
+          <w:t>nab</w:t>
+        </w:r>
+        <w:r>
+          <w:rPr>
+            <w:rStyle w:val="Hyperlink"/>
+          </w:rPr>
+          <w:t>@</w:t>
+        </w:r>
+        <w:proofErr w:type="spellStart"/>
+        <w:r>
+          <w:rPr>
+            <w:rStyle w:val="Hyperlink"/>
+            <w:lang w:val="en-US"/>
+          </w:rPr>
+          <w:t>gmail</w:t>
+        </w:r>
+        <w:proofErr w:type="spellEnd"/>
+        <w:r>
+          <w:rPr>
+            <w:rStyle w:val="Hyperlink"/>
+          </w:rPr>
+          <w:t>.</w:t>
+        </w:r>
+        <w:r>
+          <w:rPr>
+            <w:rStyle w:val="Hyperlink"/>
+            <w:lang w:val="en-US"/>
+          </w:rPr>
+          <w:t>com</w:t>
+        </w:r>
+      </w:hyperlink>
+      <w:r>
+        <w:t>.</w:t>
+      </w:r>
+    </w:p>
+    <w:p/>
+    <w:p>
+      <w:r>
+        <w:t>4.3. Особенности получения согласия от несовершеннолетних пользователей</w:t>
+      </w:r>
+    </w:p>
+    <w:p>
+      <w:r>
+        <w:t>4.3.1. В соответствии с п. 2 ст. 9 Федерального закона от 27.07.2006 № 152-ФЗ, обработка персональных данных лиц, не достигших 14 (четырнадцати) лет, осуществляется </w:t>
+      </w:r>
+      <w:r>
+        <w:rPr>
+          <w:b/>
+          <w:bCs/>
+        </w:rPr>
+        <w:t>только с согласия родителей или иных законных представителей</w:t>
+      </w:r>
+      <w:r>
+        <w:t>.</w:t>
+      </w:r>
+    </w:p>
+    <w:p>
+      <w:r>
+        <w:t>4.3.2. При регистрации в Сервисе Пользователь подтверждает, что:</w:t>
+      </w:r>
+    </w:p>
+    <w:p>
+      <w:pPr>
+        <w:numPr>
+          <w:ilvl w:val="0"/>
+          <w:numId w:val="1"/>
+        </w:numPr>
+      </w:pPr>
+      <w:r>
+        <w:t>достиг 14 лет, либо</w:t>
+      </w:r>
+    </w:p>
+    <w:p>
+      <w:pPr>
+        <w:numPr>
+          <w:ilvl w:val="0"/>
+          <w:numId w:val="1"/>
+        </w:numPr>
+      </w:pPr>
+      <w:r>
+        <w:t>если он младше 14 лет, то его родители или законные представители ознакомлены с настоящей Политикой и дали своё согласие на обработку его персональных данных.</w:t>
+      </w:r>
+    </w:p>
+    <w:p>
+      <w:r>
+        <w:t>4.3.3. Оператор не осуществляет целенаправленный сбор персональных данных лиц младше 14 лет. Если Оператору станет известно, что такие данные были предоставлены без согласия родителей, они подлежат незамедлительному уничтожению.</w:t>
+      </w:r>
+    </w:p>
+    <w:p/>
+    <w:p/>
+    <w:p>
+      <w:pPr>
+        <w:rPr>
+          <w:b/>
+          <w:bCs/>
+        </w:rPr>
+      </w:pPr>
+      <w:r>
+        <w:rPr>
+          <w:b/>
+          <w:bCs/>
+        </w:rPr>
+        <w:t>**5. Передача персональных данных третьим лицам**</w:t>
+      </w:r>
+    </w:p>
+    <w:p/>
+    <w:p>
+      <w:r>
+        <w:t>5.1. Оператор НЕ продаёт, НЕ обменивает и НЕ передаёт персональные данные Пользователей третьим лицам, за исключением следующих случаев:</w:t>
+      </w:r>
+    </w:p>
+    <w:p>
+      <w:r>
+        <w:t>- Когда это необходимо для исполнения требований законодательства РФ (по запросу суда, правоохранительных органов);</w:t>
+      </w:r>
+    </w:p>
+    <w:p>
+      <w:r>
+        <w:t>- Для обработки платежей (платежные системы, банки-эквайеры) — только в объёме, необходимом для проведения транзакции;</w:t>
+      </w:r>
+    </w:p>
+    <w:p>
+      <w:r>
+        <w:t>- Для технического обеспечения работы Сервиса (хостинг-провайдеры, облачные сервисы) — при условии заключения договоров, обеспечивающих защиту данных.</w:t>
+      </w:r>
+    </w:p>
+    <w:p/>
+    <w:p>
+      <w:r>
+        <w:t>5.2. К передаче данных третьим лицам применяются следующие требования:</w:t>
+      </w:r>
+    </w:p>
+    <w:p>
+      <w:r>
+        <w:t>- Третьи лица обязаны соблюдать конфиденциальность и обеспечивать безопасность данных;</w:t>
+      </w:r>
+    </w:p>
+    <w:p>
+      <w:r>
+        <w:lastRenderedPageBreak/>
+        <w:t>- Передача осуществляется только с согласия Пользователя, если иное не предусмотрено законом.</w:t>
+      </w:r>
+    </w:p>
+    <w:p/>
+    <w:p>
+      <w:r>
+        <w:t>5.3. **Трансграничная передача персональных данных**:</w:t>
+      </w:r>
+    </w:p>
+    <w:p>
+      <w:r>
+        <w:t xml:space="preserve"> Оператор не осуществляет трансграничную передачу персональных данных. Все сервера находятся на территории Российской Федерации.</w:t>
+      </w:r>
+    </w:p>
+    <w:p/>
+    <w:p>
+      <w:pPr>
+        <w:rPr>
+          <w:b/>
+          <w:bCs/>
+        </w:rPr>
+      </w:pPr>
+      <w:r>
+        <w:rPr>
+          <w:b/>
+          <w:bCs/>
+        </w:rPr>
+        <w:t>**6. Права Пользователя**</w:t>
+      </w:r>
+    </w:p>
+    <w:p/>
+    <w:p>
+      <w:r>
+        <w:t>6.1. Пользователь имеет право:</w:t>
+      </w:r>
+    </w:p>
+    <w:p>
+      <w:r>
+        <w:t>- Получить информацию об обработке своих персональных данных (ст. 14 152-ФЗ);</w:t>
+      </w:r>
+    </w:p>
+    <w:p>
+      <w:r>
+        <w:t>- Требовать уточнения, блокировки или уничтожения своих персональных данных, если они являются неполными, устаревшими, недостоверными или получены незаконно (ст. 14, 21 152-ФЗ);</w:t>
+      </w:r>
+    </w:p>
+    <w:p>
+      <w:r>
+        <w:t>- Отозвать согласие на обработку персональных данных в любое время;</w:t>
+      </w:r>
+    </w:p>
+    <w:p>
+      <w:r>
+        <w:t>- Обжаловать действия или бездействие Оператора в уполномоченный орган (Роскомнадзор) или в судебном порядке.</w:t>
+      </w:r>
+    </w:p>
+    <w:p/>
+    <w:p>
+      <w:r>
+        <w:t>6.2. Для реализации своих прав Пользователь должен направить письменный запрос на электронную почту</w:t>
+      </w:r>
+      <w:r>
+        <w:t xml:space="preserve"> </w:t>
+      </w:r>
       <w:r>
         <w:rPr>
           <w:lang w:val="en-US"/>
@@ -696,55 +895,55 @@
           <w:b/>
           <w:bCs/>
         </w:rPr>
-        <w:t>**5. Передача персональных данных третьим лицам**</w:t>
-      </w:r>
-    </w:p>
-    <w:p/>
-    <w:p>
-      <w:r>
-        <w:t>5.1. Оператор НЕ продаёт, НЕ обменивает и НЕ передаёт персональные данные Пользователей третьим лицам, за исключением следующих случаев:</w:t>
-      </w:r>
-    </w:p>
-    <w:p>
-      <w:r>
-        <w:t>- Когда это необходимо для исполнения требований законодательства РФ (по запросу суда, правоохранительных органов);</w:t>
-      </w:r>
-    </w:p>
-    <w:p>
-      <w:r>
-        <w:t>- Для обработки платежей (платежные системы, банки-эквайеры) — только в объёме, необходимом для проведения транзакции;</w:t>
-      </w:r>
-    </w:p>
-    <w:p>
-      <w:r>
-        <w:t>- Для технического обеспечения работы Сервиса (хостинг-провайдеры, облачные сервисы) — при условии заключения договоров, обеспечивающих защиту данных.</w:t>
-      </w:r>
-    </w:p>
-    <w:p/>
-    <w:p>
-      <w:r>
-        <w:t>5.2. К передаче данных третьим лицам применяются следующие требования:</w:t>
-      </w:r>
-    </w:p>
-    <w:p>
-      <w:r>
-        <w:t>- Третьи лица обязаны соблюдать конфиденциальность и обеспечивать безопасность данных;</w:t>
-      </w:r>
-    </w:p>
-    <w:p>
-      <w:r>
-        <w:t>- Передача осуществляется только с согласия Пользователя, если иное не предусмотрено законом.</w:t>
-      </w:r>
-    </w:p>
-    <w:p/>
-    <w:p>
-      <w:r>
-        <w:t>5.3. **Трансграничная передача персональных данных**:</w:t>
-      </w:r>
-    </w:p>
-    <w:p>
-      <w:r>
-        <w:t xml:space="preserve"> Оператор не осуществляет трансграничную передачу персональных данных. Все сервера находятся на территории Российской Федерации.</w:t>
+        <w:t>**7. Сроки и порядок хранения, уничтожения данных**</w:t>
+      </w:r>
+    </w:p>
+    <w:p/>
+    <w:p>
+      <w:r>
+        <w:t>7.1. Персональные данные хранятся:</w:t>
+      </w:r>
+    </w:p>
+    <w:p>
+      <w:r>
+        <w:t>- В течение всего срока использования Пользователем Сервиса;</w:t>
+      </w:r>
+    </w:p>
+    <w:p>
+      <w:r>
+        <w:t>- После удаления учётной записи — данные хранятся в резервных копиях в течение **90 (девяноста) календарных дней** для возможности восстановления аккаунта.</w:t>
+      </w:r>
+    </w:p>
+    <w:p>
+      <w:r>
+        <w:t>- Исключение: данные о транзакциях и подписках хранятся в течение срока, предусмотренного налоговым законодательством РФ (5 лет), даже после удаления аккаунта.</w:t>
+      </w:r>
+    </w:p>
+    <w:p/>
+    <w:p>
+      <w:r>
+        <w:t>7.2. Уничтожение персональных данных производится:</w:t>
+      </w:r>
+    </w:p>
+    <w:p>
+      <w:r>
+        <w:t>- По истечении установленных сроков хранения;</w:t>
+      </w:r>
+    </w:p>
+    <w:p>
+      <w:r>
+        <w:t>- При отзыве Пользователем согласия, если нет иных законных оснований для продолжения обработки;</w:t>
+      </w:r>
+    </w:p>
+    <w:p>
+      <w:r>
+        <w:t>- При обнаружении факта незаконной или необоснованной обработки.</w:t>
+      </w:r>
+    </w:p>
+    <w:p/>
+    <w:p>
+      <w:r>
+        <w:t>7.3. Порядок уничтожения: удаление с электронных носителей с невозможностью восстановления, затирание данных.</w:t>
       </w:r>
     </w:p>
     <w:p/>
@@ -760,81 +959,50 @@
           <w:b/>
           <w:bCs/>
         </w:rPr>
-        <w:t>**6. Права Пользователя**</w:t>
-      </w:r>
-    </w:p>
-    <w:p/>
-    <w:p>
-      <w:r>
-        <w:t>6.1. Пользователь имеет право:</w:t>
-      </w:r>
-    </w:p>
-    <w:p>
-      <w:r>
-        <w:t>- Получить информацию об обработке своих персональных данных (ст. 14 152-ФЗ);</w:t>
-      </w:r>
-    </w:p>
-    <w:p>
-      <w:r>
-        <w:t>- Требовать уточнения, блокировки или уничтожения своих персональных данных, если они являются неполными, устаревшими, недостоверными или получены незаконно (ст. 14, 21 152-ФЗ);</w:t>
-      </w:r>
-    </w:p>
-    <w:p>
-      <w:r>
         <w:lastRenderedPageBreak/>
-        <w:t>- Отозвать согласие на обработку персональных данных в любое время;</w:t>
-      </w:r>
-    </w:p>
-    <w:p>
-      <w:r>
-        <w:t>- Обжаловать действия или бездействие Оператора в уполномоченный орган (Роскомнадзор) или в судебном порядке.</w:t>
-      </w:r>
-    </w:p>
-    <w:p/>
-    <w:p>
-      <w:r>
-        <w:t>6.2. Для реализации своих прав Пользователь должен направить письменный запрос на электронную почту</w:t>
-      </w:r>
-      <w:r>
-        <w:t xml:space="preserve"> </w:t>
-      </w:r>
-      <w:r>
-        <w:rPr>
-          <w:lang w:val="en-US"/>
-        </w:rPr>
-        <w:t>nab</w:t>
-      </w:r>
-      <w:r>
-        <w:t>1985</w:t>
-      </w:r>
-      <w:r>
-        <w:rPr>
-          <w:lang w:val="en-US"/>
-        </w:rPr>
-        <w:t>nab</w:t>
-      </w:r>
-      <w:r>
-        <w:t>@</w:t>
+        <w:t>**8. Безопасность персональных данных**</w:t>
+      </w:r>
+    </w:p>
+    <w:p/>
+    <w:p>
+      <w:r>
+        <w:t>8</w:t>
+      </w:r>
+      <w:r>
+        <w:t>.1. Оператор принимает следующие меры для защиты данных:</w:t>
+      </w:r>
+    </w:p>
+    <w:p>
+      <w:r>
+        <w:t>- Шифрование данных с использованием протокола SSL/TLS при передаче;</w:t>
+      </w:r>
+    </w:p>
+    <w:p>
+      <w:r>
+        <w:t>- Ограничение доступа к персональным данным сотрудников — только те, кому это необходимо для выполнения служебных обязанностей;</w:t>
+      </w:r>
+    </w:p>
+    <w:p>
+      <w:r>
+        <w:t xml:space="preserve">- Использование антивирусного и </w:t>
       </w:r>
       <w:proofErr w:type="spellStart"/>
       <w:r>
-        <w:rPr>
-          <w:lang w:val="en-US"/>
-        </w:rPr>
-        <w:t>gmail</w:t>
+        <w:t>фаервол</w:t>
       </w:r>
       <w:proofErr w:type="spellEnd"/>
       <w:r>
-        <w:t>.</w:t>
-      </w:r>
-      <w:r>
-        <w:rPr>
-          <w:lang w:val="en-US"/>
-        </w:rPr>
-        <w:t>com</w:t>
-      </w:r>
-      <w:r>
-        <w:t>.</w:t>
+        <w:t>-программного обеспечения;</w:t>
+      </w:r>
+    </w:p>
+    <w:p>
+      <w:r>
+        <w:t>- Регулярное обновление программного обеспечения для устранения уязвимостей;</w:t>
+      </w:r>
+    </w:p>
+    <w:p>
+      <w:r>
+        <w:t>- Внутренняя политика обработки и защиты персональных данных.</w:t>
       </w:r>
     </w:p>
     <w:p/>
@@ -850,55 +1018,44 @@
           <w:b/>
           <w:bCs/>
         </w:rPr>
-        <w:t>**7. Сроки и порядок хранения, уничтожения данных**</w:t>
-      </w:r>
-    </w:p>
-    <w:p/>
-    <w:p>
-      <w:r>
-        <w:t>7.1. Персональные данные хранятся:</w:t>
-      </w:r>
-    </w:p>
-    <w:p>
-      <w:r>
-        <w:t>- В течение всего срока использования Пользователем Сервиса;</w:t>
-      </w:r>
-    </w:p>
-    <w:p>
-      <w:r>
-        <w:t>- После удаления учётной записи — данные хранятся в резервных копиях в течение **90 (девяноста) календарных дней** для возможности восстановления аккаунта.</w:t>
-      </w:r>
-    </w:p>
-    <w:p>
-      <w:r>
-        <w:t>- Исключение: данные о транзакциях и подписках хранятся в течение срока, предусмотренного налоговым законодательством РФ (5 лет), даже после удаления аккаунта.</w:t>
-      </w:r>
-    </w:p>
-    <w:p/>
-    <w:p>
-      <w:r>
-        <w:t>7.2. Уничтожение персональных данных производится:</w:t>
-      </w:r>
-    </w:p>
-    <w:p>
-      <w:r>
-        <w:t>- По истечении установленных сроков хранения;</w:t>
-      </w:r>
-    </w:p>
-    <w:p>
-      <w:r>
-        <w:t>- При отзыве Пользователем согласия, если нет иных законных оснований для продолжения обработки;</w:t>
-      </w:r>
-    </w:p>
-    <w:p>
-      <w:r>
-        <w:t>- При обнаружении факта незаконной или необоснованной обработки.</w:t>
-      </w:r>
-    </w:p>
-    <w:p/>
-    <w:p>
-      <w:r>
-        <w:t>7.3. Порядок уничтожения: удаление с электронных носителей с невозможностью восстановления, затирание данных.</w:t>
+        <w:t>**9. Изменение Политики конфиденциальности**</w:t>
+      </w:r>
+    </w:p>
+    <w:p/>
+    <w:p>
+      <w:r>
+        <w:t>9</w:t>
+      </w:r>
+      <w:r>
+        <w:t>.1. Оператор имеет право вносить изменения в настоящую Политику. Новая редакция вступает в силу с момента её размещения в Приложении, если иной срок не указан дополнительно.</w:t>
+      </w:r>
+    </w:p>
+    <w:p/>
+    <w:p>
+      <w:r>
+        <w:t>9</w:t>
+      </w:r>
+      <w:r>
+        <w:t>.2. О существенных изменениях Оператор уведомляет Пользователей:</w:t>
+      </w:r>
+    </w:p>
+    <w:p>
+      <w:r>
+        <w:t>- Путём публикации уведомления в Приложении;</w:t>
+      </w:r>
+    </w:p>
+    <w:p>
+      <w:r>
+        <w:t>- Путём отправки уведомления на электронную почту (при наличии) не менее чем за **10 (десять) календарных дней** до вступления изменений в силу.</w:t>
+      </w:r>
+    </w:p>
+    <w:p/>
+    <w:p>
+      <w:r>
+        <w:t>9</w:t>
+      </w:r>
+      <w:r>
+        <w:t>.3. Продолжение использования Сервиса после внесения изменений означает согласие Пользователя с новой редакцией Политики.</w:t>
       </w:r>
     </w:p>
     <w:p/>
@@ -914,63 +1071,40 @@
           <w:b/>
           <w:bCs/>
         </w:rPr>
-        <w:t>**</w:t>
-      </w:r>
-      <w:r>
-        <w:rPr>
-          <w:b/>
-          <w:bCs/>
-        </w:rPr>
-        <w:t>8</w:t>
-      </w:r>
-      <w:r>
-        <w:rPr>
-          <w:b/>
-          <w:bCs/>
-        </w:rPr>
-        <w:t>. Безопасность персональных данных**</w:t>
-      </w:r>
-    </w:p>
-    <w:p/>
-    <w:p>
-      <w:r>
-        <w:t>8</w:t>
-      </w:r>
-      <w:r>
-        <w:t>.1. Оператор принимает следующие меры для защиты данных:</w:t>
-      </w:r>
-    </w:p>
-    <w:p>
-      <w:r>
-        <w:t>- Шифрование данных с использованием протокола SSL/TLS при передаче;</w:t>
-      </w:r>
-    </w:p>
-    <w:p>
-      <w:r>
-        <w:t>- Ограничение доступа к персональным данным сотрудников — только те, кому это необходимо для выполнения служебных обязанностей;</w:t>
-      </w:r>
-    </w:p>
-    <w:p>
-      <w:r>
-        <w:t xml:space="preserve">- Использование антивирусного и </w:t>
-      </w:r>
-      <w:proofErr w:type="spellStart"/>
-      <w:r>
-        <w:t>фаервол</w:t>
-      </w:r>
-      <w:proofErr w:type="spellEnd"/>
-      <w:r>
-        <w:t>-программного обеспечения;</w:t>
-      </w:r>
-    </w:p>
-    <w:p>
-      <w:r>
-        <w:t>- Регулярное обновление программного обеспечения для устранения уязвимостей;</w:t>
-      </w:r>
-    </w:p>
-    <w:p>
-      <w:r>
-        <w:t>- Внутренняя политика обработки и защиты персональных данных.</w:t>
+        <w:t>**10. Возрастные ограничения**</w:t>
+      </w:r>
+    </w:p>
+    <w:p/>
+    <w:p>
+      <w:r>
+        <w:t>1</w:t>
+      </w:r>
+      <w:r>
+        <w:t>0</w:t>
+      </w:r>
+      <w:r>
+        <w:t xml:space="preserve">.1. </w:t>
+      </w:r>
+      <w:r>
+        <w:t>Настоящие Услуги не имеют возрастных ограничений и могут использоваться лицами любой возрастной категории. В соответствии с Федеральным законом от 29.12.2010 № 436-ФЗ «О защите детей от информации, причиняющей вред их здоровью и развитию», содержание Сервиса не содержит информации, вредной для здоровья и развития детей. Используя Услуги, Вы подтверждаете, что достигли возраста, достаточного для дачи согласия на обработку персональных данных в соответствии с законодательством РФ, либо имеете согласие родителей или законных представителей, если это требуется по закону.</w:t>
+      </w:r>
+    </w:p>
+    <w:p/>
+    <w:p>
+      <w:r>
+        <w:t>1</w:t>
+      </w:r>
+      <w:r>
+        <w:t>0</w:t>
+      </w:r>
+      <w:r>
+        <w:t>.2. В отношении Пользователей младше 1</w:t>
+      </w:r>
+      <w:r>
+        <w:t>2</w:t>
+      </w:r>
+      <w:r>
+        <w:t xml:space="preserve"> лет обработка данных осуществляется только при наличии согласия родителей или законных представителей. Оператор не целенаправленно собирает данные несовершеннолетних.</w:t>
       </w:r>
     </w:p>
     <w:p/>
@@ -986,74 +1120,6 @@
           <w:b/>
           <w:bCs/>
         </w:rPr>
-        <w:t>**</w:t>
-      </w:r>
-      <w:r>
-        <w:rPr>
-          <w:b/>
-          <w:bCs/>
-        </w:rPr>
-        <w:t>9</w:t>
-      </w:r>
-      <w:r>
-        <w:rPr>
-          <w:b/>
-          <w:bCs/>
-        </w:rPr>
-        <w:t>. Изменение Политики конфиденциальности**</w:t>
-      </w:r>
-    </w:p>
-    <w:p/>
-    <w:p>
-      <w:r>
-        <w:lastRenderedPageBreak/>
-        <w:t>9</w:t>
-      </w:r>
-      <w:r>
-        <w:t>.1. Оператор имеет право вносить изменения в настоящую Политику. Новая редакция вступает в силу с момента её размещения в Приложении, если иной срок не указан дополнительно.</w:t>
-      </w:r>
-    </w:p>
-    <w:p/>
-    <w:p>
-      <w:r>
-        <w:t>9</w:t>
-      </w:r>
-      <w:r>
-        <w:t>.2. О существенных изменениях Оператор уведомляет Пользователей:</w:t>
-      </w:r>
-    </w:p>
-    <w:p>
-      <w:r>
-        <w:t>- Путём публикации уведомления в Приложении;</w:t>
-      </w:r>
-    </w:p>
-    <w:p>
-      <w:r>
-        <w:t>- Путём отправки уведомления на электронную почту (при наличии) не менее чем за **10 (десять) календарных дней** до вступления изменений в силу.</w:t>
-      </w:r>
-    </w:p>
-    <w:p/>
-    <w:p>
-      <w:r>
-        <w:t>9</w:t>
-      </w:r>
-      <w:r>
-        <w:t>.3. Продолжение использования Сервиса после внесения изменений означает согласие Пользователя с новой редакцией Политики.</w:t>
-      </w:r>
-    </w:p>
-    <w:p/>
-    <w:p>
-      <w:pPr>
-        <w:rPr>
-          <w:b/>
-          <w:bCs/>
-        </w:rPr>
-      </w:pPr>
-      <w:r>
-        <w:rPr>
-          <w:b/>
-          <w:bCs/>
-        </w:rPr>
         <w:t>**1</w:t>
       </w:r>
       <w:r>
@@ -1061,38 +1127,14 @@
           <w:b/>
           <w:bCs/>
         </w:rPr>
-        <w:t>0</w:t>
-      </w:r>
-      <w:r>
-        <w:rPr>
-          <w:b/>
-          <w:bCs/>
-        </w:rPr>
-        <w:t>. Возрастные ограничения**</w:t>
-      </w:r>
-    </w:p>
-    <w:p/>
-    <w:p>
-      <w:r>
         <w:t>1</w:t>
       </w:r>
       <w:r>
-        <w:t>0</w:t>
-      </w:r>
-      <w:r>
-        <w:t>.1. Сервис «Оттер» предназначен для лиц, достигших **1</w:t>
-      </w:r>
-      <w:r>
-        <w:t>2</w:t>
-      </w:r>
-      <w:r>
-        <w:t xml:space="preserve"> (</w:t>
-      </w:r>
-      <w:r>
-        <w:t>двенад</w:t>
-      </w:r>
-      <w:r>
-        <w:t>цати) лет**. Используя Сервис, Пользователь подтверждает, что достиг указанного возраста.</w:t>
+        <w:rPr>
+          <w:b/>
+          <w:bCs/>
+        </w:rPr>
+        <w:t>. Заключительные положения**</w:t>
       </w:r>
     </w:p>
     <w:p/>
@@ -1101,47 +1143,10 @@
         <w:t>1</w:t>
       </w:r>
       <w:r>
-        <w:t>0</w:t>
-      </w:r>
-      <w:r>
-        <w:t>.2. В отношении Пользователей младше 1</w:t>
-      </w:r>
-      <w:r>
-        <w:t>2</w:t>
-      </w:r>
-      <w:r>
-        <w:t xml:space="preserve"> лет обработка данных осуществляется только при наличии согласия родителей или законных представителей. Оператор не целенаправленно собирает данные несовершеннолетних.</w:t>
-      </w:r>
-    </w:p>
-    <w:p/>
-    <w:p>
-      <w:pPr>
-        <w:rPr>
-          <w:b/>
-          <w:bCs/>
-        </w:rPr>
-      </w:pPr>
-      <w:r>
-        <w:rPr>
-          <w:b/>
-          <w:bCs/>
-        </w:rPr>
-        <w:t>**1</w:t>
-      </w:r>
-      <w:r>
-        <w:rPr>
-          <w:b/>
-          <w:bCs/>
-          <w:lang w:val="en-US"/>
-        </w:rPr>
         <w:t>1</w:t>
       </w:r>
       <w:r>
-        <w:rPr>
-          <w:b/>
-          <w:bCs/>
-        </w:rPr>
-        <w:t>. Заключительные положения**</w:t>
+        <w:t>.1. Ко всем вопросам, связанным с обработкой персональных данных, применяется законодательство Российской Федерации.</w:t>
       </w:r>
     </w:p>
     <w:p/>
@@ -1150,24 +1155,6 @@
         <w:t>1</w:t>
       </w:r>
       <w:r>
-        <w:rPr>
-          <w:lang w:val="en-US"/>
-        </w:rPr>
-        <w:t>1</w:t>
-      </w:r>
-      <w:r>
-        <w:t>.1. Ко всем вопросам, связанным с обработкой персональных данных, применяется законодательство Российской Федерации.</w:t>
-      </w:r>
-    </w:p>
-    <w:p/>
-    <w:p>
-      <w:r>
-        <w:t>1</w:t>
-      </w:r>
-      <w:r>
-        <w:rPr>
-          <w:lang w:val="en-US"/>
-        </w:rPr>
         <w:t>1</w:t>
       </w:r>
       <w:r>
@@ -1205,6 +1192,163 @@
     </w:sectPr>
   </w:body>
 </w:document>
+</file>
+
+<file path=word/numbering.xml><?xml version="1.0" encoding="utf-8"?>
+<w:numbering xmlns:wpc="http://schemas.microsoft.com/office/word/2010/wordprocessingCanvas" xmlns:cx="http://schemas.microsoft.com/office/drawing/2014/chartex" xmlns:cx1="http://schemas.microsoft.com/office/drawing/2015/9/8/chartex" xmlns:cx2="http://schemas.microsoft.com/office/drawing/2015/10/21/chartex" xmlns:cx3="http://schemas.microsoft.com/office/drawing/2016/5/9/chartex" xmlns:cx4="http://schemas.microsoft.com/office/drawing/2016/5/10/chartex" xmlns:cx5="http://schemas.microsoft.com/office/drawing/2016/5/11/chartex" xmlns:cx6="http://schemas.microsoft.com/office/drawing/2016/5/12/chartex" xmlns:cx7="http://schemas.microsoft.com/office/drawing/2016/5/13/chartex" xmlns:cx8="http://schemas.microsoft.com/office/drawing/2016/5/14/chartex" xmlns:mc="http://schemas.openxmlformats.org/markup-compatibility/2006" xmlns:aink="http://schemas.microsoft.com/office/drawing/2016/ink" xmlns:am3d="http://schemas.microsoft.com/office/drawing/2017/model3d" xmlns:o="urn:schemas-microsoft-com:office:office" xmlns:oel="http://schemas.microsoft.com/office/2019/extlst" xmlns:r="http://schemas.openxmlformats.org/officeDocument/2006/relationships" xmlns:m="http://schemas.openxmlformats.org/officeDocument/2006/math" xmlns:v="urn:schemas-microsoft-com:vml" xmlns:wp14="http://schemas.microsoft.com/office/word/2010/wordprocessingDrawing" xmlns:wp="http://schemas.openxmlformats.org/drawingml/2006/wordprocessingDrawing" xmlns:w10="urn:schemas-microsoft-com:office:word" xmlns:w="http://schemas.openxmlformats.org/wordprocessingml/2006/main" xmlns:w14="http://schemas.microsoft.com/office/word/2010/wordml" xmlns:w15="http://schemas.microsoft.com/office/word/2012/wordml" xmlns:w16cex="http://schemas.microsoft.com/office/word/2018/wordml/cex" xmlns:w16cid="http://schemas.microsoft.com/office/word/2016/wordml/cid" xmlns:w16="http://schemas.microsoft.com/office/word/2018/wordml" xmlns:w16du="http://schemas.microsoft.com/office/word/2023/wordml/word16du" xmlns:w16sdtdh="http://schemas.microsoft.com/office/word/2020/wordml/sdtdatahash" xmlns:w16sdtfl="http://schemas.microsoft.com/office/word/2024/wordml/sdtformatlock" xmlns:w16se="http://schemas.microsoft.com/office/word/2015/wordml/symex" xmlns:wpg="http://schemas.microsoft.com/office/word/2010/wordprocessingGroup" xmlns:wpi="http://schemas.microsoft.com/office/word/2010/wordprocessingInk" xmlns:wne="http://schemas.microsoft.com/office/word/2006/wordml" xmlns:wps="http://schemas.microsoft.com/office/word/2010/wordprocessingShape" mc:Ignorable="w14 w15 w16se w16cid w16 w16cex w16sdtdh w16sdtfl w16du wp14">
+  <w:abstractNum w:abstractNumId="0" w15:restartNumberingAfterBreak="0">
+    <w:nsid w:val="24EF1F82"/>
+    <w:multiLevelType w:val="multilevel"/>
+    <w:tmpl w:val="0E94B7D2"/>
+    <w:lvl w:ilvl="0">
+      <w:start w:val="1"/>
+      <w:numFmt w:val="bullet"/>
+      <w:lvlText w:val=""/>
+      <w:lvlJc w:val="left"/>
+      <w:pPr>
+        <w:tabs>
+          <w:tab w:val="num" w:pos="720"/>
+        </w:tabs>
+        <w:ind w:left="720" w:hanging="360"/>
+      </w:pPr>
+      <w:rPr>
+        <w:rFonts w:ascii="Symbol" w:hAnsi="Symbol" w:hint="default"/>
+        <w:sz w:val="20"/>
+      </w:rPr>
+    </w:lvl>
+    <w:lvl w:ilvl="1" w:tentative="1">
+      <w:start w:val="1"/>
+      <w:numFmt w:val="bullet"/>
+      <w:lvlText w:val="o"/>
+      <w:lvlJc w:val="left"/>
+      <w:pPr>
+        <w:tabs>
+          <w:tab w:val="num" w:pos="1440"/>
+        </w:tabs>
+        <w:ind w:left="1440" w:hanging="360"/>
+      </w:pPr>
+      <w:rPr>
+        <w:rFonts w:ascii="Courier New" w:hAnsi="Courier New" w:hint="default"/>
+        <w:sz w:val="20"/>
+      </w:rPr>
+    </w:lvl>
+    <w:lvl w:ilvl="2" w:tentative="1">
+      <w:start w:val="1"/>
+      <w:numFmt w:val="bullet"/>
+      <w:lvlText w:val=""/>
+      <w:lvlJc w:val="left"/>
+      <w:pPr>
+        <w:tabs>
+          <w:tab w:val="num" w:pos="2160"/>
+        </w:tabs>
+        <w:ind w:left="2160" w:hanging="360"/>
+      </w:pPr>
+      <w:rPr>
+        <w:rFonts w:ascii="Wingdings" w:hAnsi="Wingdings" w:hint="default"/>
+        <w:sz w:val="20"/>
+      </w:rPr>
+    </w:lvl>
+    <w:lvl w:ilvl="3" w:tentative="1">
+      <w:start w:val="1"/>
+      <w:numFmt w:val="bullet"/>
+      <w:lvlText w:val=""/>
+      <w:lvlJc w:val="left"/>
+      <w:pPr>
+        <w:tabs>
+          <w:tab w:val="num" w:pos="2880"/>
+        </w:tabs>
+        <w:ind w:left="2880" w:hanging="360"/>
+      </w:pPr>
+      <w:rPr>
+        <w:rFonts w:ascii="Wingdings" w:hAnsi="Wingdings" w:hint="default"/>
+        <w:sz w:val="20"/>
+      </w:rPr>
+    </w:lvl>
+    <w:lvl w:ilvl="4" w:tentative="1">
+      <w:start w:val="1"/>
+      <w:numFmt w:val="bullet"/>
+      <w:lvlText w:val=""/>
+      <w:lvlJc w:val="left"/>
+      <w:pPr>
+        <w:tabs>
+          <w:tab w:val="num" w:pos="3600"/>
+        </w:tabs>
+        <w:ind w:left="3600" w:hanging="360"/>
+      </w:pPr>
+      <w:rPr>
+        <w:rFonts w:ascii="Wingdings" w:hAnsi="Wingdings" w:hint="default"/>
+        <w:sz w:val="20"/>
+      </w:rPr>
+    </w:lvl>
+    <w:lvl w:ilvl="5" w:tentative="1">
+      <w:start w:val="1"/>
+      <w:numFmt w:val="bullet"/>
+      <w:lvlText w:val=""/>
+      <w:lvlJc w:val="left"/>
+      <w:pPr>
+        <w:tabs>
+          <w:tab w:val="num" w:pos="4320"/>
+        </w:tabs>
+        <w:ind w:left="4320" w:hanging="360"/>
+      </w:pPr>
+      <w:rPr>
+        <w:rFonts w:ascii="Wingdings" w:hAnsi="Wingdings" w:hint="default"/>
+        <w:sz w:val="20"/>
+      </w:rPr>
+    </w:lvl>
+    <w:lvl w:ilvl="6" w:tentative="1">
+      <w:start w:val="1"/>
+      <w:numFmt w:val="bullet"/>
+      <w:lvlText w:val=""/>
+      <w:lvlJc w:val="left"/>
+      <w:pPr>
+        <w:tabs>
+          <w:tab w:val="num" w:pos="5040"/>
+        </w:tabs>
+        <w:ind w:left="5040" w:hanging="360"/>
+      </w:pPr>
+      <w:rPr>
+        <w:rFonts w:ascii="Wingdings" w:hAnsi="Wingdings" w:hint="default"/>
+        <w:sz w:val="20"/>
+      </w:rPr>
+    </w:lvl>
+    <w:lvl w:ilvl="7" w:tentative="1">
+      <w:start w:val="1"/>
+      <w:numFmt w:val="bullet"/>
+      <w:lvlText w:val=""/>
+      <w:lvlJc w:val="left"/>
+      <w:pPr>
+        <w:tabs>
+          <w:tab w:val="num" w:pos="5760"/>
+        </w:tabs>
+        <w:ind w:left="5760" w:hanging="360"/>
+      </w:pPr>
+      <w:rPr>
+        <w:rFonts w:ascii="Wingdings" w:hAnsi="Wingdings" w:hint="default"/>
+        <w:sz w:val="20"/>
+      </w:rPr>
+    </w:lvl>
+    <w:lvl w:ilvl="8" w:tentative="1">
+      <w:start w:val="1"/>
+      <w:numFmt w:val="bullet"/>
+      <w:lvlText w:val=""/>
+      <w:lvlJc w:val="left"/>
+      <w:pPr>
+        <w:tabs>
+          <w:tab w:val="num" w:pos="6480"/>
+        </w:tabs>
+        <w:ind w:left="6480" w:hanging="360"/>
+      </w:pPr>
+      <w:rPr>
+        <w:rFonts w:ascii="Wingdings" w:hAnsi="Wingdings" w:hint="default"/>
+        <w:sz w:val="20"/>
+      </w:rPr>
+    </w:lvl>
+  </w:abstractNum>
+  <w:num w:numId="1" w16cid:durableId="1132485035">
+    <w:abstractNumId w:val="0"/>
+  </w:num>
+</w:numbering>
 </file>
 
 <file path=word/styles.xml><?xml version="1.0" encoding="utf-8"?>
